--- a/大作业1.docx
+++ b/大作业1.docx
@@ -479,8 +479,6 @@
               </w:rPr>
               <w:t>ZF2521110、ZF2521</w:t>
             </w:r>
-            <w:bookmarkStart w:id="15" w:name="_GoBack"/>
-            <w:bookmarkEnd w:id="15"/>
           </w:p>
         </w:tc>
       </w:tr>
@@ -1741,96 +1739,13 @@
     </w:p>
     <w:p>
       <w:pPr>
-        <w:keepNext/>
-        <w:keepLines/>
-        <w:spacing w:before="156" w:beforeLines="50" w:after="156" w:afterLines="50" w:line="360" w:lineRule="auto"/>
-        <w:outlineLvl w:val="1"/>
-        <w:rPr>
-          <w:rFonts w:eastAsia="黑体"/>
-          <w:bCs/>
-          <w:sz w:val="24"/>
-        </w:rPr>
-      </w:pPr>
-      <w:bookmarkStart w:id="1" w:name="_Toc200030667"/>
-      <w:r>
-        <w:rPr>
-          <w:rFonts w:hint="eastAsia" w:eastAsia="黑体"/>
-          <w:bCs/>
-          <w:sz w:val="24"/>
-        </w:rPr>
-        <w:t>1.1 二级标题</w:t>
-      </w:r>
-      <w:bookmarkEnd w:id="1"/>
-    </w:p>
-    <w:p>
-      <w:pPr>
         <w:spacing w:line="360" w:lineRule="auto"/>
         <w:ind w:firstLine="480" w:firstLineChars="200"/>
-        <w:rPr>
-          <w:color w:val="EE0000"/>
-          <w:sz w:val="24"/>
-          <w:szCs w:val="24"/>
-        </w:rPr>
-      </w:pPr>
-      <w:r>
-        <w:rPr>
-          <w:rFonts w:hint="eastAsia"/>
-          <w:color w:val="EE0000"/>
-          <w:sz w:val="24"/>
-          <w:szCs w:val="24"/>
-        </w:rPr>
-        <w:t>【全文2000~3000字】</w:t>
-      </w:r>
-    </w:p>
-    <w:p>
-      <w:pPr>
-        <w:spacing w:line="360" w:lineRule="auto"/>
-        <w:ind w:firstLine="480" w:firstLineChars="200"/>
-        <w:rPr>
-          <w:sz w:val="24"/>
-          <w:szCs w:val="24"/>
-        </w:rPr>
-      </w:pPr>
-      <w:r>
         <w:rPr>
           <w:rFonts w:hint="eastAsia"/>
           <w:sz w:val="24"/>
           <w:szCs w:val="24"/>
         </w:rPr>
-        <w:t>正文正文正文正文正文正文正文正文正文正文正文正文正文正文正文正文正文正文正文正文正文正文。</w:t>
-      </w:r>
-    </w:p>
-    <w:p>
-      <w:pPr>
-        <w:keepNext/>
-        <w:keepLines/>
-        <w:spacing w:before="156" w:beforeLines="50" w:after="156" w:afterLines="50" w:line="360" w:lineRule="auto"/>
-        <w:outlineLvl w:val="1"/>
-        <w:rPr>
-          <w:rFonts w:eastAsia="黑体"/>
-          <w:bCs/>
-          <w:sz w:val="24"/>
-        </w:rPr>
-      </w:pPr>
-      <w:bookmarkStart w:id="2" w:name="_Toc200030668"/>
-      <w:r>
-        <w:rPr>
-          <w:rFonts w:hint="eastAsia" w:eastAsia="黑体"/>
-          <w:bCs/>
-          <w:sz w:val="24"/>
-        </w:rPr>
-        <w:t>1.2 二级标题</w:t>
-      </w:r>
-      <w:bookmarkEnd w:id="2"/>
-    </w:p>
-    <w:p>
-      <w:pPr>
-        <w:spacing w:line="360" w:lineRule="auto"/>
-        <w:ind w:firstLine="480" w:firstLineChars="200"/>
-        <w:rPr>
-          <w:sz w:val="24"/>
-          <w:szCs w:val="24"/>
-        </w:rPr>
       </w:pPr>
       <w:r>
         <w:rPr>
@@ -1838,7 +1753,25 @@
           <w:sz w:val="24"/>
           <w:szCs w:val="24"/>
         </w:rPr>
-        <w:t>正文正文正文正文正文正文正文正文正文正文正文正文正文正文正文正文正文正文正文正文正文正文。</w:t>
+        <w:t>随着智能体技术在办公自动化、软件开发辅助、知识管理等场景中的应用增多，单一智能体已经难以覆盖复杂任务中的规划、执行、检查和经验复用需求。多智能体协作可以将复杂任务拆分给不同角色处理，但也带来了新的系统问题：智能体之间需要频繁通信，任务状态需要在多个角色之间同步，历史经验如果不能沉淀和复用，就会导致相似任务重复处理。</w:t>
+      </w:r>
+    </w:p>
+    <w:p>
+      <w:pPr>
+        <w:spacing w:line="360" w:lineRule="auto"/>
+        <w:ind w:firstLine="480" w:firstLineChars="200"/>
+        <w:rPr>
+          <w:sz w:val="24"/>
+          <w:szCs w:val="24"/>
+        </w:rPr>
+      </w:pPr>
+      <w:r>
+        <w:rPr>
+          <w:rFonts w:hint="eastAsia"/>
+          <w:sz w:val="24"/>
+          <w:szCs w:val="24"/>
+        </w:rPr>
+        <w:t>在软件开发协作场景中，这类问题同样典型。例如开发一份微服务架构文档时，需要先分析系统背景，再拆分功能模块和技术方案，随后生成内容并检查是否完整。如果每次遇到相似任务都重新拆解和执行，会增加不必要的重复沟通成本。针对这一问题，本项目设计并实现了一个多智能体协作通信与共享记忆原型系统，用规则模拟三个智能体的协作流程，并通过共享记忆机制验证经验复用对通信开销和处理步骤的降低效果。项目选定的赛题为'赛题9：一种面向多智能体协作的低开销通信、状态传递与共享记忆机制'。</w:t>
       </w:r>
     </w:p>
     <w:p>
@@ -1866,7 +1799,7 @@
           <w:sz w:val="32"/>
         </w:rPr>
       </w:pPr>
-      <w:bookmarkStart w:id="3" w:name="_Toc200030669"/>
+      <w:bookmarkStart w:id="1" w:name="_Toc200030669"/>
       <w:r>
         <w:rPr>
           <w:rFonts w:hint="eastAsia" w:eastAsia="黑体"/>
@@ -1876,7 +1809,7 @@
         </w:rPr>
         <w:t>2 系统功能</w:t>
       </w:r>
-      <w:bookmarkEnd w:id="3"/>
+      <w:bookmarkEnd w:id="1"/>
     </w:p>
     <w:p>
       <w:pPr>
@@ -1890,7 +1823,7 @@
           <w:sz w:val="24"/>
         </w:rPr>
       </w:pPr>
-      <w:bookmarkStart w:id="4" w:name="_Toc200030670"/>
+      <w:bookmarkStart w:id="2" w:name="_Toc200030670"/>
       <w:r>
         <w:rPr>
           <w:rFonts w:hint="eastAsia" w:eastAsia="黑体"/>
@@ -1899,7 +1832,9 @@
         </w:rPr>
         <w:t>2.1 二级标题</w:t>
       </w:r>
-      <w:bookmarkEnd w:id="4"/>
+      <w:bookmarkEnd w:id="2"/>
+      <w:bookmarkStart w:id="13" w:name="_GoBack"/>
+      <w:bookmarkEnd w:id="13"/>
     </w:p>
     <w:p>
       <w:pPr>
@@ -1931,7 +1866,7 @@
           <w:sz w:val="24"/>
         </w:rPr>
       </w:pPr>
-      <w:bookmarkStart w:id="5" w:name="_Toc200030671"/>
+      <w:bookmarkStart w:id="3" w:name="_Toc200030671"/>
       <w:r>
         <w:rPr>
           <w:rFonts w:hint="eastAsia" w:eastAsia="黑体"/>
@@ -1940,7 +1875,7 @@
         </w:rPr>
         <w:t>2.2 二级标题</w:t>
       </w:r>
-      <w:bookmarkEnd w:id="5"/>
+      <w:bookmarkEnd w:id="3"/>
     </w:p>
     <w:p>
       <w:pPr>
@@ -1985,7 +1920,7 @@
           <w:sz w:val="32"/>
         </w:rPr>
       </w:pPr>
-      <w:bookmarkStart w:id="6" w:name="_Toc200030672"/>
+      <w:bookmarkStart w:id="4" w:name="_Toc200030672"/>
       <w:r>
         <w:rPr>
           <w:rFonts w:hint="eastAsia" w:eastAsia="黑体"/>
@@ -1995,7 +1930,7 @@
         </w:rPr>
         <w:t>3 关键技术</w:t>
       </w:r>
-      <w:bookmarkEnd w:id="6"/>
+      <w:bookmarkEnd w:id="4"/>
     </w:p>
     <w:p>
       <w:pPr>
@@ -2009,7 +1944,7 @@
           <w:sz w:val="24"/>
         </w:rPr>
       </w:pPr>
-      <w:bookmarkStart w:id="7" w:name="_Toc200030673"/>
+      <w:bookmarkStart w:id="5" w:name="_Toc200030673"/>
       <w:r>
         <w:rPr>
           <w:rFonts w:hint="eastAsia" w:eastAsia="黑体"/>
@@ -2018,7 +1953,7 @@
         </w:rPr>
         <w:t>3.1 二级标题</w:t>
       </w:r>
-      <w:bookmarkEnd w:id="7"/>
+      <w:bookmarkEnd w:id="5"/>
     </w:p>
     <w:p>
       <w:pPr>
@@ -2050,7 +1985,7 @@
           <w:sz w:val="24"/>
         </w:rPr>
       </w:pPr>
-      <w:bookmarkStart w:id="8" w:name="_Toc200030674"/>
+      <w:bookmarkStart w:id="6" w:name="_Toc200030674"/>
       <w:r>
         <w:rPr>
           <w:rFonts w:hint="eastAsia" w:eastAsia="黑体"/>
@@ -2059,7 +1994,7 @@
         </w:rPr>
         <w:t>3.2 二级标题</w:t>
       </w:r>
-      <w:bookmarkEnd w:id="8"/>
+      <w:bookmarkEnd w:id="6"/>
     </w:p>
     <w:p>
       <w:pPr>
@@ -2104,7 +2039,7 @@
           <w:sz w:val="32"/>
         </w:rPr>
       </w:pPr>
-      <w:bookmarkStart w:id="9" w:name="_Toc200030675"/>
+      <w:bookmarkStart w:id="7" w:name="_Toc200030675"/>
       <w:r>
         <w:rPr>
           <w:rFonts w:hint="eastAsia" w:eastAsia="黑体"/>
@@ -2114,7 +2049,7 @@
         </w:rPr>
         <w:t>4 国产基础软件应用情况</w:t>
       </w:r>
-      <w:bookmarkEnd w:id="9"/>
+      <w:bookmarkEnd w:id="7"/>
     </w:p>
     <w:p>
       <w:pPr>
@@ -2128,7 +2063,7 @@
           <w:sz w:val="24"/>
         </w:rPr>
       </w:pPr>
-      <w:bookmarkStart w:id="10" w:name="_Toc200030676"/>
+      <w:bookmarkStart w:id="8" w:name="_Toc200030676"/>
       <w:r>
         <w:rPr>
           <w:rFonts w:hint="eastAsia" w:eastAsia="黑体"/>
@@ -2137,7 +2072,7 @@
         </w:rPr>
         <w:t>4.1 二级标题</w:t>
       </w:r>
-      <w:bookmarkEnd w:id="10"/>
+      <w:bookmarkEnd w:id="8"/>
     </w:p>
     <w:p>
       <w:pPr>
@@ -2169,7 +2104,7 @@
           <w:sz w:val="24"/>
         </w:rPr>
       </w:pPr>
-      <w:bookmarkStart w:id="11" w:name="_Toc200030677"/>
+      <w:bookmarkStart w:id="9" w:name="_Toc200030677"/>
       <w:r>
         <w:rPr>
           <w:rFonts w:hint="eastAsia" w:eastAsia="黑体"/>
@@ -2178,7 +2113,7 @@
         </w:rPr>
         <w:t>4.2 二级标题</w:t>
       </w:r>
-      <w:bookmarkEnd w:id="11"/>
+      <w:bookmarkEnd w:id="9"/>
     </w:p>
     <w:p>
       <w:pPr>
@@ -2223,7 +2158,7 @@
           <w:sz w:val="32"/>
         </w:rPr>
       </w:pPr>
-      <w:bookmarkStart w:id="12" w:name="_Toc200030678"/>
+      <w:bookmarkStart w:id="10" w:name="_Toc200030678"/>
       <w:r>
         <w:rPr>
           <w:rFonts w:hint="eastAsia" w:eastAsia="黑体"/>
@@ -2233,7 +2168,7 @@
         </w:rPr>
         <w:t>5 总结</w:t>
       </w:r>
-      <w:bookmarkEnd w:id="12"/>
+      <w:bookmarkEnd w:id="10"/>
     </w:p>
     <w:p>
       <w:pPr>
@@ -2278,7 +2213,7 @@
           <w:sz w:val="32"/>
         </w:rPr>
       </w:pPr>
-      <w:bookmarkStart w:id="13" w:name="_Toc200030679"/>
+      <w:bookmarkStart w:id="11" w:name="_Toc200030679"/>
       <w:r>
         <w:rPr>
           <w:rFonts w:hint="eastAsia" w:eastAsia="黑体"/>
@@ -2288,7 +2223,7 @@
         </w:rPr>
         <w:t>6 课程感受与建议（可选）</w:t>
       </w:r>
-      <w:bookmarkEnd w:id="13"/>
+      <w:bookmarkEnd w:id="11"/>
     </w:p>
     <w:p>
       <w:pPr>
@@ -2341,7 +2276,7 @@
           <w:sz w:val="32"/>
         </w:rPr>
       </w:pPr>
-      <w:bookmarkStart w:id="14" w:name="_Toc200030680"/>
+      <w:bookmarkStart w:id="12" w:name="_Toc200030680"/>
       <w:r>
         <w:rPr>
           <w:rFonts w:hint="eastAsia" w:eastAsia="黑体"/>
@@ -2351,7 +2286,7 @@
         </w:rPr>
         <w:t>参考文献</w:t>
       </w:r>
-      <w:bookmarkEnd w:id="14"/>
+      <w:bookmarkEnd w:id="12"/>
     </w:p>
     <w:p>
       <w:pPr>
